--- a/١١ - سيناريوهات فيديو الاستخدام/بنين/سيناريو فيديو — مدير المدرسة — ابن خلدون.docx
+++ b/١١ - سيناريوهات فيديو الاستخدام/بنين/سيناريو فيديو — مدير المدرسة — ابن خلدون.docx
@@ -1892,7 +1892,7 @@
       <w:r>
         <w:drawing>
           <wp:inline xmlns:a="http://schemas.openxmlformats.org/drawingml/2006/main" xmlns:pic="http://schemas.openxmlformats.org/drawingml/2006/picture">
-            <wp:extent cx="4315692" cy="2880000"/>
+            <wp:extent cx="4359154" cy="2880000"/>
             <wp:docPr id="4" name="Picture 4"/>
             <wp:cNvGraphicFramePr>
               <a:graphicFrameLocks noChangeAspect="1"/>
@@ -1913,7 +1913,7 @@
                   <pic:spPr>
                     <a:xfrm>
                       <a:off x="0" y="0"/>
-                      <a:ext cx="4315692" cy="2880000"/>
+                      <a:ext cx="4359154" cy="2880000"/>
                     </a:xfrm>
                     <a:prstGeom prst="rect"/>
                   </pic:spPr>
